--- a/apps/platform-admin/public/wechat-onboarding.docx
+++ b/apps/platform-admin/public/wechat-onboarding.docx
@@ -452,6 +452,34 @@
             </w:pPr>
             <w:r>
               <w:rPr>
+                <w:b/>
+                <w:bCs/>
+                <w:sz w:val="21"/>
+                <w:szCs w:val="21"/>
+                <w:rFonts w:ascii="Arial" w:eastAsia="PingFang SC" w:hAnsi="Arial" w:cs="Arial"/>
+              </w:rPr>
+              <w:t xml:space="preserve">如需售卖「连续包月会员」（自动续费）</w:t>
+            </w:r>
+            <w:r>
+              <w:rPr>
+                <w:sz w:val="21"/>
+                <w:szCs w:val="21"/>
+                <w:rFonts w:ascii="Arial" w:eastAsia="PingFang SC" w:hAnsi="Arial" w:cs="Arial"/>
+              </w:rPr>
+              <w:t xml:space="preserve">：另需申请开通「委托代扣」产品权限，见第四节与附录 A</w:t>
+            </w:r>
+          </w:p>
+          <w:p>
+            <w:pPr>
+              <w:pStyle w:val="ListParagraph"/>
+              <w:numPr>
+                <w:ilvl w:val="0"/>
+                <w:numId w:val="2"/>
+              </w:numPr>
+              <w:spacing w:after="50" w:line="276"/>
+            </w:pPr>
+            <w:r>
+              <w:rPr>
                 <w:sz w:val="21"/>
                 <w:szCs w:val="21"/>
                 <w:rFonts w:ascii="Arial" w:eastAsia="PingFang SC" w:hAnsi="Arial" w:cs="Arial"/>
@@ -484,7 +512,7 @@
                 <w:szCs w:val="21"/>
                 <w:rFonts w:ascii="Arial" w:eastAsia="PingFang SC" w:hAnsi="Arial" w:cs="Arial"/>
               </w:rPr>
-              <w:t xml:space="preserve">用户支付与退款（微信内 JSAPI / 微信外 H5）</w:t>
+              <w:t xml:space="preserve">用户支付与退款（微信内 JSAPI / 微信外 H5）；自动续费扣款</w:t>
             </w:r>
           </w:p>
         </w:tc>
@@ -1276,7 +1304,51 @@
           <w:szCs w:val="30"/>
           <w:rFonts w:ascii="Arial" w:eastAsia="PingFang SC" w:hAnsi="Arial" w:cs="Arial"/>
         </w:rPr>
-        <w:t xml:space="preserve">四、资金说明</w:t>
+        <w:t xml:space="preserve">四、开通「委托代扣」（自动续费）</w:t>
+      </w:r>
+    </w:p>
+    <w:p>
+      <w:pPr>
+        <w:spacing w:after="120" w:line="312"/>
+      </w:pPr>
+      <w:r>
+        <w:rPr>
+          <w:b/>
+          <w:bCs/>
+          <w:rFonts w:ascii="Arial" w:eastAsia="PingFang SC" w:hAnsi="Arial" w:cs="Arial"/>
+        </w:rPr>
+        <w:t xml:space="preserve">仅当贵机构要售卖「连续包月会员」时才需要办理。</w:t>
+      </w:r>
+      <w:r>
+        <w:rPr>
+          <w:rFonts w:ascii="Arial" w:eastAsia="PingFang SC" w:hAnsi="Arial" w:cs="Arial"/>
+        </w:rPr>
+        <w:t xml:space="preserve"> 若贵机构只售卖「单月会员」或「永享」一次性买断内容，则无需申请，跳过本节即可。</w:t>
+      </w:r>
+    </w:p>
+    <w:p>
+      <w:pPr>
+        <w:spacing w:after="120" w:line="312"/>
+      </w:pPr>
+      <w:r>
+        <w:rPr>
+          <w:rFonts w:ascii="Arial" w:eastAsia="PingFang SC" w:hAnsi="Arial" w:cs="Arial"/>
+        </w:rPr>
+        <w:t xml:space="preserve">「委托代扣」是微信支付的一项独立产品权限，需在商户号开通后</w:t>
+      </w:r>
+      <w:r>
+        <w:rPr>
+          <w:b/>
+          <w:bCs/>
+          <w:rFonts w:ascii="Arial" w:eastAsia="PingFang SC" w:hAnsi="Arial" w:cs="Arial"/>
+        </w:rPr>
+        <w:t xml:space="preserve">单独申请</w:t>
+      </w:r>
+      <w:r>
+        <w:rPr>
+          <w:rFonts w:ascii="Arial" w:eastAsia="PingFang SC" w:hAnsi="Arial" w:cs="Arial"/>
+        </w:rPr>
+        <w:t xml:space="preserve">，审核由微信支付完成（通常 1–3 个工作日）：</w:t>
       </w:r>
     </w:p>
     <w:p>
@@ -1290,9 +1362,17 @@
       </w:pPr>
       <w:r>
         <w:rPr>
-          <w:rFonts w:ascii="Arial" w:eastAsia="PingFang SC" w:hAnsi="Arial" w:cs="Arial"/>
-        </w:rPr>
-        <w:t xml:space="preserve">机构 C 端用户的支付资金，直接进入机构自己的微信支付商户号。</w:t>
+          <w:b/>
+          <w:bCs/>
+          <w:rFonts w:ascii="Arial" w:eastAsia="PingFang SC" w:hAnsi="Arial" w:cs="Arial"/>
+        </w:rPr>
+        <w:t xml:space="preserve">申请入口</w:t>
+      </w:r>
+      <w:r>
+        <w:rPr>
+          <w:rFonts w:ascii="Arial" w:eastAsia="PingFang SC" w:hAnsi="Arial" w:cs="Arial"/>
+        </w:rPr>
+        <w:t xml:space="preserve">：微信支付商户平台 → 产品中心 → 产品大全 → 委托代扣 → 申请开通。</w:t>
       </w:r>
     </w:p>
     <w:p>
@@ -1306,9 +1386,155 @@
       </w:pPr>
       <w:r>
         <w:rPr>
+          <w:b/>
+          <w:bCs/>
+          <w:rFonts w:ascii="Arial" w:eastAsia="PingFang SC" w:hAnsi="Arial" w:cs="Arial"/>
+        </w:rPr>
+        <w:t xml:space="preserve">需提交两部分材料</w:t>
+      </w:r>
+      <w:r>
+        <w:rPr>
+          <w:rFonts w:ascii="Arial" w:eastAsia="PingFang SC" w:hAnsi="Arial" w:cs="Arial"/>
+        </w:rPr>
+        <w:t xml:space="preserve">：① 申请理由（业务场景、产品名称、会员权益、会员价格、服务内容）；② 产品交互图（5 张指定页面截图）。</w:t>
+      </w:r>
+    </w:p>
+    <w:p>
+      <w:pPr>
+        <w:pStyle w:val="ListParagraph"/>
+        <w:numPr>
+          <w:ilvl w:val="0"/>
+          <w:numId w:val="3"/>
+        </w:numPr>
+        <w:spacing w:after="70" w:line="300"/>
+      </w:pPr>
+      <w:r>
+        <w:rPr>
+          <w:b/>
+          <w:bCs/>
+          <w:rFonts w:ascii="Arial" w:eastAsia="PingFang SC" w:hAnsi="Arial" w:cs="Arial"/>
+        </w:rPr>
+        <w:t xml:space="preserve">两个最常见的驳回原因</w:t>
+      </w:r>
+      <w:r>
+        <w:rPr>
+          <w:rFonts w:ascii="Arial" w:eastAsia="PingFang SC" w:hAnsi="Arial" w:cs="Arial"/>
+        </w:rPr>
+        <w:t xml:space="preserve">：申请理由写得过于简单、产品交互图缺张（尤其缺「退订自动续费路径」截图）。材料模板与示例见 </w:t>
+      </w:r>
+      <w:r>
+        <w:rPr>
+          <w:b/>
+          <w:bCs/>
+          <w:rFonts w:ascii="Arial" w:eastAsia="PingFang SC" w:hAnsi="Arial" w:cs="Arial"/>
+        </w:rPr>
+        <w:t xml:space="preserve">附录 A</w:t>
+      </w:r>
+      <w:r>
+        <w:rPr>
+          <w:rFonts w:ascii="Arial" w:eastAsia="PingFang SC" w:hAnsi="Arial" w:cs="Arial"/>
+        </w:rPr>
+        <w:t xml:space="preserve">，照抄替换即可。</w:t>
+      </w:r>
+    </w:p>
+    <w:p>
+      <w:pPr>
+        <w:pStyle w:val="ListParagraph"/>
+        <w:numPr>
+          <w:ilvl w:val="0"/>
+          <w:numId w:val="3"/>
+        </w:numPr>
+        <w:spacing w:after="70" w:line="300"/>
+      </w:pPr>
+      <w:r>
+        <w:rPr>
+          <w:b/>
+          <w:bCs/>
+          <w:rFonts w:ascii="Arial" w:eastAsia="PingFang SC" w:hAnsi="Arial" w:cs="Arial"/>
+        </w:rPr>
+        <w:t xml:space="preserve">被驳回后</w:t>
+      </w:r>
+      <w:r>
+        <w:rPr>
+          <w:rFonts w:ascii="Arial" w:eastAsia="PingFang SC" w:hAnsi="Arial" w:cs="Arial"/>
+        </w:rPr>
+        <w:t xml:space="preserve">：在原申请上按驳回原因逐条补充并「重新提交」，不要新建一笔申请。</w:t>
+      </w:r>
+    </w:p>
+    <w:p>
+      <w:pPr>
+        <w:spacing w:after="120" w:line="312"/>
+      </w:pPr>
+      <w:r>
+        <w:rPr>
+          <w:rFonts w:ascii="Arial" w:eastAsia="PingFang SC" w:hAnsi="Arial" w:cs="Arial"/>
+        </w:rPr>
+        <w:t xml:space="preserve">开通后请告知 AI 问书对接人，平台侧会为贵机构开启「连续包月」售卖入口。</w:t>
+      </w:r>
+    </w:p>
+    <w:p>
+      <w:pPr>
+        <w:pStyle w:val="Heading1"/>
+        <w:spacing w:before="300" w:after="150"/>
+      </w:pPr>
+      <w:r>
+        <w:rPr>
+          <w:b/>
+          <w:bCs/>
+          <w:color w:val="3730A3"/>
+          <w:sz w:val="30"/>
+          <w:szCs w:val="30"/>
+          <w:rFonts w:ascii="Arial" w:eastAsia="PingFang SC" w:hAnsi="Arial" w:cs="Arial"/>
+        </w:rPr>
+        <w:t xml:space="preserve">五、资金说明</w:t>
+      </w:r>
+    </w:p>
+    <w:p>
+      <w:pPr>
+        <w:pStyle w:val="ListParagraph"/>
+        <w:numPr>
+          <w:ilvl w:val="0"/>
+          <w:numId w:val="3"/>
+        </w:numPr>
+        <w:spacing w:after="70" w:line="300"/>
+      </w:pPr>
+      <w:r>
+        <w:rPr>
+          <w:rFonts w:ascii="Arial" w:eastAsia="PingFang SC" w:hAnsi="Arial" w:cs="Arial"/>
+        </w:rPr>
+        <w:t xml:space="preserve">机构 C 端用户的支付资金，直接进入机构自己的微信支付商户号。</w:t>
+      </w:r>
+    </w:p>
+    <w:p>
+      <w:pPr>
+        <w:pStyle w:val="ListParagraph"/>
+        <w:numPr>
+          <w:ilvl w:val="0"/>
+          <w:numId w:val="3"/>
+        </w:numPr>
+        <w:spacing w:after="70" w:line="300"/>
+      </w:pPr>
+      <w:r>
+        <w:rPr>
           <w:rFonts w:ascii="Arial" w:eastAsia="PingFang SC" w:hAnsi="Arial" w:cs="Arial"/>
         </w:rPr>
         <w:t xml:space="preserve">退款由机构在自己的商户号原路退回；平台仅记录订单与退款状态。</w:t>
+      </w:r>
+    </w:p>
+    <w:p>
+      <w:pPr>
+        <w:pStyle w:val="ListParagraph"/>
+        <w:numPr>
+          <w:ilvl w:val="0"/>
+          <w:numId w:val="3"/>
+        </w:numPr>
+        <w:spacing w:after="70" w:line="300"/>
+      </w:pPr>
+      <w:r>
+        <w:rPr>
+          <w:rFonts w:ascii="Arial" w:eastAsia="PingFang SC" w:hAnsi="Arial" w:cs="Arial"/>
+        </w:rPr>
+        <w:t xml:space="preserve">自动续费扣款同样进入机构自己的商户号，由机构商户号发起代扣。</w:t>
       </w:r>
     </w:p>
     <w:p>
@@ -1323,6 +1549,2102 @@
           <w:rFonts w:ascii="Arial" w:eastAsia="PingFang SC" w:hAnsi="Arial" w:cs="Arial"/>
         </w:rPr>
         <w:t xml:space="preserve">如准备过程中遇到微信侧问题，请联系 AI 问书对接人协助。</w:t>
+      </w:r>
+    </w:p>
+    <w:p>
+      <w:pPr>
+        <w:pageBreakBefore/>
+        <w:spacing w:after="60"/>
+      </w:pPr>
+      <w:r>
+        <w:rPr>
+          <w:b/>
+          <w:bCs/>
+          <w:color w:val="3730A3"/>
+          <w:sz w:val="32"/>
+          <w:szCs w:val="32"/>
+          <w:rFonts w:ascii="Arial" w:eastAsia="PingFang SC" w:hAnsi="Arial" w:cs="Arial"/>
+        </w:rPr>
+        <w:t xml:space="preserve">附录 A</w:t>
+      </w:r>
+    </w:p>
+    <w:p>
+      <w:pPr>
+        <w:spacing w:after="60"/>
+      </w:pPr>
+      <w:r>
+        <w:rPr>
+          <w:b/>
+          <w:bCs/>
+          <w:color w:val="1F2440"/>
+          <w:sz w:val="26"/>
+          <w:szCs w:val="26"/>
+          <w:rFonts w:ascii="Arial" w:eastAsia="PingFang SC" w:hAnsi="Arial" w:cs="Arial"/>
+        </w:rPr>
+        <w:t xml:space="preserve">「委托代扣」申请材料模板</w:t>
+      </w:r>
+    </w:p>
+    <w:p>
+      <w:pPr>
+        <w:pBdr>
+          <w:bottom w:val="single" w:color="4F46E5" w:sz="6" w:space="1"/>
+        </w:pBdr>
+        <w:spacing w:after="140"/>
+      </w:pPr>
+    </w:p>
+    <w:p>
+      <w:pPr>
+        <w:spacing w:after="120" w:line="312"/>
+      </w:pPr>
+      <w:r>
+        <w:rPr>
+          <w:rFonts w:ascii="Arial" w:eastAsia="PingFang SC" w:hAnsi="Arial" w:cs="Arial"/>
+        </w:rPr>
+        <w:t xml:space="preserve">各机构需各自向微信提交申请，但</w:t>
+      </w:r>
+      <w:r>
+        <w:rPr>
+          <w:b/>
+          <w:bCs/>
+          <w:rFonts w:ascii="Arial" w:eastAsia="PingFang SC" w:hAnsi="Arial" w:cs="Arial"/>
+        </w:rPr>
+        <w:t xml:space="preserve">材料内容基本一致</w:t>
+      </w:r>
+      <w:r>
+        <w:rPr>
+          <w:rFonts w:ascii="Arial" w:eastAsia="PingFang SC" w:hAnsi="Arial" w:cs="Arial"/>
+        </w:rPr>
+        <w:t xml:space="preserve">——C 端产品（AI 问书 H5）、会员权益与续费规则由平台统一提供。贵机构只需替换【】中的自有信息，并用</w:t>
+      </w:r>
+      <w:r>
+        <w:rPr>
+          <w:b/>
+          <w:bCs/>
+          <w:rFonts w:ascii="Arial" w:eastAsia="PingFang SC" w:hAnsi="Arial" w:cs="Arial"/>
+        </w:rPr>
+        <w:t xml:space="preserve">贵机构自己的 H5</w:t>
+      </w:r>
+      <w:r>
+        <w:rPr>
+          <w:rFonts w:ascii="Arial" w:eastAsia="PingFang SC" w:hAnsi="Arial" w:cs="Arial"/>
+        </w:rPr>
+        <w:t xml:space="preserve"> 截取交互图。</w:t>
+      </w:r>
+    </w:p>
+    <w:p>
+      <w:pPr>
+        <w:pStyle w:val="Heading2"/>
+        <w:spacing w:before="220" w:after="110"/>
+      </w:pPr>
+      <w:r>
+        <w:rPr>
+          <w:b/>
+          <w:bCs/>
+          <w:color w:val="4F46E5"/>
+          <w:sz w:val="25"/>
+          <w:szCs w:val="25"/>
+          <w:rFonts w:ascii="Arial" w:eastAsia="PingFang SC" w:hAnsi="Arial" w:cs="Arial"/>
+        </w:rPr>
+        <w:t xml:space="preserve">A.1　申请理由（复制后替换【】内容）</w:t>
+      </w:r>
+    </w:p>
+    <w:p>
+      <w:pPr>
+        <w:pBdr>
+          <w:left w:val="single" w:color="4F46E5" w:sz="12" w:space="8"/>
+        </w:pBdr>
+        <w:shd w:fill="F7F8FC" w:val="clear"/>
+        <w:spacing w:after="90" w:line="320"/>
+        <w:ind w:left="160" w:right="160"/>
+      </w:pPr>
+      <w:r>
+        <w:rPr>
+          <w:sz w:val="21"/>
+          <w:szCs w:val="21"/>
+          <w:rFonts w:ascii="Arial" w:eastAsia="PingFang SC" w:hAnsi="Arial" w:cs="Arial"/>
+        </w:rPr>
+        <w:t xml:space="preserve">「AI 问书」是【机构名称】在微信服务号内以 H5 承载的知识问答服务。【机构名称】将其正版图书 / 专业知识库接入平台，读者扫描纸书或知识页上的二维码进入，即可就书中内容向 AI 提问，答案均标注知识出处。免费用户可进行基础文字问答；用户开通会员后，解锁图音视频深度精讲、实时电话即时问答、VIP 极速优先通道等增值服务。</w:t>
+      </w:r>
+    </w:p>
+    <w:p>
+      <w:pPr>
+        <w:pBdr>
+          <w:left w:val="single" w:color="4F46E5" w:sz="12" w:space="8"/>
+        </w:pBdr>
+        <w:shd w:fill="F7F8FC" w:val="clear"/>
+        <w:spacing w:after="90" w:line="320"/>
+        <w:ind w:left="160" w:right="160"/>
+      </w:pPr>
+      <w:r>
+        <w:rPr>
+          <w:sz w:val="21"/>
+          <w:szCs w:val="21"/>
+          <w:rFonts w:ascii="Arial" w:eastAsia="PingFang SC" w:hAnsi="Arial" w:cs="Arial"/>
+        </w:rPr>
+        <w:t xml:space="preserve">会员提供两种购买方式：</w:t>
+      </w:r>
+      <w:r>
+        <w:rPr>
+          <w:b/>
+          <w:bCs/>
+          <w:sz w:val="21"/>
+          <w:szCs w:val="21"/>
+          <w:rFonts w:ascii="Arial" w:eastAsia="PingFang SC" w:hAnsi="Arial" w:cs="Arial"/>
+        </w:rPr>
+        <w:t xml:space="preserve">连续包月</w:t>
+      </w:r>
+      <w:r>
+        <w:rPr>
+          <w:sz w:val="21"/>
+          <w:szCs w:val="21"/>
+          <w:rFonts w:ascii="Arial" w:eastAsia="PingFang SC" w:hAnsi="Arial" w:cs="Arial"/>
+        </w:rPr>
+        <w:t xml:space="preserve">——首月【首月折扣价】、次月起【月度价】/ 月，按月自动续费；开通前须勾选同意《会员服务协议》与《自动续费协议》，每次扣费前 3 天短信提醒，用户可随时在「会员中心」一键退订，退订后当期权益仍可用至期满。</w:t>
+      </w:r>
+      <w:r>
+        <w:rPr>
+          <w:b/>
+          <w:bCs/>
+          <w:sz w:val="21"/>
+          <w:szCs w:val="21"/>
+          <w:rFonts w:ascii="Arial" w:eastAsia="PingFang SC" w:hAnsi="Arial" w:cs="Arial"/>
+        </w:rPr>
+        <w:t xml:space="preserve">单月会员</w:t>
+      </w:r>
+      <w:r>
+        <w:rPr>
+          <w:sz w:val="21"/>
+          <w:szCs w:val="21"/>
+          <w:rFonts w:ascii="Arial" w:eastAsia="PingFang SC" w:hAnsi="Arial" w:cs="Arial"/>
+        </w:rPr>
+        <w:t xml:space="preserve">——【月度价】/ 1 个月，一次性购买，到期自动失效不扣款。</w:t>
+      </w:r>
+    </w:p>
+    <w:p>
+      <w:pPr>
+        <w:pBdr>
+          <w:left w:val="single" w:color="4F46E5" w:sz="12" w:space="8"/>
+        </w:pBdr>
+        <w:shd w:fill="F7F8FC" w:val="clear"/>
+        <w:spacing w:after="90" w:line="320"/>
+        <w:ind w:left="160" w:right="160"/>
+      </w:pPr>
+      <w:r>
+        <w:rPr>
+          <w:sz w:val="21"/>
+          <w:szCs w:val="21"/>
+          <w:rFonts w:ascii="Arial" w:eastAsia="PingFang SC" w:hAnsi="Arial" w:cs="Arial"/>
+        </w:rPr>
+        <w:t xml:space="preserve">本次申请委托代扣，仅用于「连续包月会员」到期后的自动续费扣款。全部为线上虚拟知识服务，不涉及实物发货。服务号：【服务号全称】；商户号：【MchID】；商户主体：【营业执照名称】。</w:t>
+      </w:r>
+    </w:p>
+    <w:p>
+      <w:pPr>
+        <w:spacing w:after="120" w:line="312"/>
+      </w:pPr>
+      <w:r>
+        <w:rPr>
+          <w:b/>
+          <w:bCs/>
+          <w:rFonts w:ascii="Arial" w:eastAsia="PingFang SC" w:hAnsi="Arial" w:cs="Arial"/>
+        </w:rPr>
+        <w:t xml:space="preserve">需替换的占位共 6 处</w:t>
+      </w:r>
+      <w:r>
+        <w:rPr>
+          <w:rFonts w:ascii="Arial" w:eastAsia="PingFang SC" w:hAnsi="Arial" w:cs="Arial"/>
+        </w:rPr>
+        <w:t xml:space="preserve">：</w:t>
+      </w:r>
+    </w:p>
+    <w:tbl>
+      <w:tblPr>
+        <w:tblW w:type="dxa" w:w="9360"/>
+        <w:tblBorders>
+          <w:top w:val="single" w:color="D9DCEA" w:sz="1"/>
+          <w:left w:val="single" w:color="D9DCEA" w:sz="1"/>
+          <w:bottom w:val="single" w:color="D9DCEA" w:sz="1"/>
+          <w:right w:val="single" w:color="D9DCEA" w:sz="1"/>
+          <w:insideH w:val="single" w:color="D9DCEA" w:sz="1"/>
+          <w:insideV w:val="single" w:color="D9DCEA" w:sz="1"/>
+        </w:tblBorders>
+      </w:tblPr>
+      <w:tblGrid>
+        <w:gridCol w:w="1900"/>
+        <w:gridCol w:w="3730"/>
+        <w:gridCol w:w="3730"/>
+      </w:tblGrid>
+      <w:tr>
+        <w:trPr>
+          <w:tblHeader/>
+        </w:trPr>
+        <w:tc>
+          <w:tcPr>
+            <w:tcW w:type="dxa" w:w="1900"/>
+            <w:shd w:fill="3730A3" w:val="clear"/>
+            <w:tcMar>
+              <w:top w:type="dxa" w:w="80"/>
+              <w:left w:type="dxa" w:w="120"/>
+              <w:bottom w:type="dxa" w:w="80"/>
+              <w:right w:type="dxa" w:w="120"/>
+            </w:tcMar>
+            <w:vAlign w:val="center"/>
+          </w:tcPr>
+          <w:p>
+            <w:pPr>
+              <w:spacing w:after="0" w:line="288"/>
+            </w:pPr>
+            <w:r>
+              <w:rPr>
+                <w:b/>
+                <w:bCs/>
+                <w:color w:val="FFFFFF"/>
+                <w:sz w:val="21"/>
+                <w:szCs w:val="21"/>
+                <w:rFonts w:ascii="Arial" w:eastAsia="PingFang SC" w:hAnsi="Arial" w:cs="Arial"/>
+              </w:rPr>
+              <w:t xml:space="preserve">占位</w:t>
+            </w:r>
+          </w:p>
+        </w:tc>
+        <w:tc>
+          <w:tcPr>
+            <w:tcW w:type="dxa" w:w="3730"/>
+            <w:shd w:fill="3730A3" w:val="clear"/>
+            <w:tcMar>
+              <w:top w:type="dxa" w:w="80"/>
+              <w:left w:type="dxa" w:w="120"/>
+              <w:bottom w:type="dxa" w:w="80"/>
+              <w:right w:type="dxa" w:w="120"/>
+            </w:tcMar>
+            <w:vAlign w:val="center"/>
+          </w:tcPr>
+          <w:p>
+            <w:pPr>
+              <w:spacing w:after="0" w:line="288"/>
+            </w:pPr>
+            <w:r>
+              <w:rPr>
+                <w:b/>
+                <w:bCs/>
+                <w:color w:val="FFFFFF"/>
+                <w:sz w:val="21"/>
+                <w:szCs w:val="21"/>
+                <w:rFonts w:ascii="Arial" w:eastAsia="PingFang SC" w:hAnsi="Arial" w:cs="Arial"/>
+              </w:rPr>
+              <w:t xml:space="preserve">填什么</w:t>
+            </w:r>
+          </w:p>
+        </w:tc>
+        <w:tc>
+          <w:tcPr>
+            <w:tcW w:type="dxa" w:w="3730"/>
+            <w:shd w:fill="3730A3" w:val="clear"/>
+            <w:tcMar>
+              <w:top w:type="dxa" w:w="80"/>
+              <w:left w:type="dxa" w:w="120"/>
+              <w:bottom w:type="dxa" w:w="80"/>
+              <w:right w:type="dxa" w:w="120"/>
+            </w:tcMar>
+            <w:vAlign w:val="center"/>
+          </w:tcPr>
+          <w:p>
+            <w:pPr>
+              <w:spacing w:after="0" w:line="288"/>
+            </w:pPr>
+            <w:r>
+              <w:rPr>
+                <w:b/>
+                <w:bCs/>
+                <w:color w:val="FFFFFF"/>
+                <w:sz w:val="21"/>
+                <w:szCs w:val="21"/>
+                <w:rFonts w:ascii="Arial" w:eastAsia="PingFang SC" w:hAnsi="Arial" w:cs="Arial"/>
+              </w:rPr>
+              <w:t xml:space="preserve">从哪里取</w:t>
+            </w:r>
+          </w:p>
+        </w:tc>
+      </w:tr>
+      <w:tr>
+        <w:tc>
+          <w:tcPr>
+            <w:tcW w:type="dxa" w:w="1900"/>
+            <w:tcMar>
+              <w:top w:type="dxa" w:w="80"/>
+              <w:left w:type="dxa" w:w="120"/>
+              <w:bottom w:type="dxa" w:w="80"/>
+              <w:right w:type="dxa" w:w="120"/>
+            </w:tcMar>
+            <w:vAlign w:val="center"/>
+          </w:tcPr>
+          <w:p>
+            <w:pPr>
+              <w:spacing w:after="0" w:line="288"/>
+            </w:pPr>
+            <w:r>
+              <w:rPr>
+                <w:b w:val="false"/>
+                <w:bCs w:val="false"/>
+                <w:sz w:val="21"/>
+                <w:szCs w:val="21"/>
+                <w:rFonts w:ascii="Arial" w:eastAsia="PingFang SC" w:hAnsi="Arial" w:cs="Arial"/>
+              </w:rPr>
+              <w:t xml:space="preserve">【机构名称】</w:t>
+            </w:r>
+          </w:p>
+        </w:tc>
+        <w:tc>
+          <w:tcPr>
+            <w:tcW w:type="dxa" w:w="3730"/>
+            <w:tcMar>
+              <w:top w:type="dxa" w:w="80"/>
+              <w:left w:type="dxa" w:w="120"/>
+              <w:bottom w:type="dxa" w:w="80"/>
+              <w:right w:type="dxa" w:w="120"/>
+            </w:tcMar>
+            <w:vAlign w:val="center"/>
+          </w:tcPr>
+          <w:p>
+            <w:pPr>
+              <w:spacing w:after="0" w:line="288"/>
+            </w:pPr>
+            <w:r>
+              <w:rPr>
+                <w:b w:val="false"/>
+                <w:bCs w:val="false"/>
+                <w:sz w:val="21"/>
+                <w:szCs w:val="21"/>
+                <w:rFonts w:ascii="Arial" w:eastAsia="PingFang SC" w:hAnsi="Arial" w:cs="Arial"/>
+              </w:rPr>
+              <w:t xml:space="preserve">贵机构对外品牌名 / 知识来源方名称</w:t>
+            </w:r>
+          </w:p>
+        </w:tc>
+        <w:tc>
+          <w:tcPr>
+            <w:tcW w:type="dxa" w:w="3730"/>
+            <w:tcMar>
+              <w:top w:type="dxa" w:w="80"/>
+              <w:left w:type="dxa" w:w="120"/>
+              <w:bottom w:type="dxa" w:w="80"/>
+              <w:right w:type="dxa" w:w="120"/>
+            </w:tcMar>
+            <w:vAlign w:val="center"/>
+          </w:tcPr>
+          <w:p>
+            <w:pPr>
+              <w:spacing w:after="0" w:line="288"/>
+            </w:pPr>
+            <w:r>
+              <w:rPr>
+                <w:b w:val="false"/>
+                <w:bCs w:val="false"/>
+                <w:sz w:val="21"/>
+                <w:szCs w:val="21"/>
+                <w:rFonts w:ascii="Arial" w:eastAsia="PingFang SC" w:hAnsi="Arial" w:cs="Arial"/>
+              </w:rPr>
+              <w:t xml:space="preserve">与 C 端首页展示的「知识由 XX 提供」一致</w:t>
+            </w:r>
+          </w:p>
+        </w:tc>
+      </w:tr>
+      <w:tr>
+        <w:tc>
+          <w:tcPr>
+            <w:tcW w:type="dxa" w:w="1900"/>
+            <w:shd w:fill="F7F8FC" w:val="clear"/>
+            <w:tcMar>
+              <w:top w:type="dxa" w:w="80"/>
+              <w:left w:type="dxa" w:w="120"/>
+              <w:bottom w:type="dxa" w:w="80"/>
+              <w:right w:type="dxa" w:w="120"/>
+            </w:tcMar>
+            <w:vAlign w:val="center"/>
+          </w:tcPr>
+          <w:p>
+            <w:pPr>
+              <w:spacing w:after="0" w:line="288"/>
+            </w:pPr>
+            <w:r>
+              <w:rPr>
+                <w:b w:val="false"/>
+                <w:bCs w:val="false"/>
+                <w:sz w:val="21"/>
+                <w:szCs w:val="21"/>
+                <w:rFonts w:ascii="Arial" w:eastAsia="PingFang SC" w:hAnsi="Arial" w:cs="Arial"/>
+              </w:rPr>
+              <w:t xml:space="preserve">【首月折扣价】</w:t>
+            </w:r>
+          </w:p>
+        </w:tc>
+        <w:tc>
+          <w:tcPr>
+            <w:tcW w:type="dxa" w:w="3730"/>
+            <w:shd w:fill="F7F8FC" w:val="clear"/>
+            <w:tcMar>
+              <w:top w:type="dxa" w:w="80"/>
+              <w:left w:type="dxa" w:w="120"/>
+              <w:bottom w:type="dxa" w:w="80"/>
+              <w:right w:type="dxa" w:w="120"/>
+            </w:tcMar>
+            <w:vAlign w:val="center"/>
+          </w:tcPr>
+          <w:p>
+            <w:pPr>
+              <w:spacing w:after="0" w:line="288"/>
+            </w:pPr>
+            <w:r>
+              <w:rPr>
+                <w:b w:val="false"/>
+                <w:bCs w:val="false"/>
+                <w:sz w:val="21"/>
+                <w:szCs w:val="21"/>
+                <w:rFonts w:ascii="Arial" w:eastAsia="PingFang SC" w:hAnsi="Arial" w:cs="Arial"/>
+              </w:rPr>
+              <w:t xml:space="preserve">首月优惠价，如 ¥9.9</w:t>
+            </w:r>
+          </w:p>
+        </w:tc>
+        <w:tc>
+          <w:tcPr>
+            <w:tcW w:type="dxa" w:w="3730"/>
+            <w:shd w:fill="F7F8FC" w:val="clear"/>
+            <w:tcMar>
+              <w:top w:type="dxa" w:w="80"/>
+              <w:left w:type="dxa" w:w="120"/>
+              <w:bottom w:type="dxa" w:w="80"/>
+              <w:right w:type="dxa" w:w="120"/>
+            </w:tcMar>
+            <w:vAlign w:val="center"/>
+          </w:tcPr>
+          <w:p>
+            <w:pPr>
+              <w:spacing w:after="0" w:line="288"/>
+            </w:pPr>
+            <w:r>
+              <w:rPr>
+                <w:b w:val="false"/>
+                <w:bCs w:val="false"/>
+                <w:sz w:val="21"/>
+                <w:szCs w:val="21"/>
+                <w:rFonts w:ascii="Arial" w:eastAsia="PingFang SC" w:hAnsi="Arial" w:cs="Arial"/>
+              </w:rPr>
+              <w:t xml:space="preserve">AI 问书机构后台 → 系统配置 → AI 会员价格</w:t>
+            </w:r>
+          </w:p>
+        </w:tc>
+      </w:tr>
+      <w:tr>
+        <w:tc>
+          <w:tcPr>
+            <w:tcW w:type="dxa" w:w="1900"/>
+            <w:tcMar>
+              <w:top w:type="dxa" w:w="80"/>
+              <w:left w:type="dxa" w:w="120"/>
+              <w:bottom w:type="dxa" w:w="80"/>
+              <w:right w:type="dxa" w:w="120"/>
+            </w:tcMar>
+            <w:vAlign w:val="center"/>
+          </w:tcPr>
+          <w:p>
+            <w:pPr>
+              <w:spacing w:after="0" w:line="288"/>
+            </w:pPr>
+            <w:r>
+              <w:rPr>
+                <w:b w:val="false"/>
+                <w:bCs w:val="false"/>
+                <w:sz w:val="21"/>
+                <w:szCs w:val="21"/>
+                <w:rFonts w:ascii="Arial" w:eastAsia="PingFang SC" w:hAnsi="Arial" w:cs="Arial"/>
+              </w:rPr>
+              <w:t xml:space="preserve">【月度价】</w:t>
+            </w:r>
+          </w:p>
+        </w:tc>
+        <w:tc>
+          <w:tcPr>
+            <w:tcW w:type="dxa" w:w="3730"/>
+            <w:tcMar>
+              <w:top w:type="dxa" w:w="80"/>
+              <w:left w:type="dxa" w:w="120"/>
+              <w:bottom w:type="dxa" w:w="80"/>
+              <w:right w:type="dxa" w:w="120"/>
+            </w:tcMar>
+            <w:vAlign w:val="center"/>
+          </w:tcPr>
+          <w:p>
+            <w:pPr>
+              <w:spacing w:after="0" w:line="288"/>
+            </w:pPr>
+            <w:r>
+              <w:rPr>
+                <w:b w:val="false"/>
+                <w:bCs w:val="false"/>
+                <w:sz w:val="21"/>
+                <w:szCs w:val="21"/>
+                <w:rFonts w:ascii="Arial" w:eastAsia="PingFang SC" w:hAnsi="Arial" w:cs="Arial"/>
+              </w:rPr>
+              <w:t xml:space="preserve">月度价，如 ¥19.9</w:t>
+            </w:r>
+          </w:p>
+        </w:tc>
+        <w:tc>
+          <w:tcPr>
+            <w:tcW w:type="dxa" w:w="3730"/>
+            <w:tcMar>
+              <w:top w:type="dxa" w:w="80"/>
+              <w:left w:type="dxa" w:w="120"/>
+              <w:bottom w:type="dxa" w:w="80"/>
+              <w:right w:type="dxa" w:w="120"/>
+            </w:tcMar>
+            <w:vAlign w:val="center"/>
+          </w:tcPr>
+          <w:p>
+            <w:pPr>
+              <w:spacing w:after="0" w:line="288"/>
+            </w:pPr>
+            <w:r>
+              <w:rPr>
+                <w:b w:val="false"/>
+                <w:bCs w:val="false"/>
+                <w:sz w:val="21"/>
+                <w:szCs w:val="21"/>
+                <w:rFonts w:ascii="Arial" w:eastAsia="PingFang SC" w:hAnsi="Arial" w:cs="Arial"/>
+              </w:rPr>
+              <w:t xml:space="preserve">同上</w:t>
+            </w:r>
+          </w:p>
+        </w:tc>
+      </w:tr>
+      <w:tr>
+        <w:tc>
+          <w:tcPr>
+            <w:tcW w:type="dxa" w:w="1900"/>
+            <w:shd w:fill="F7F8FC" w:val="clear"/>
+            <w:tcMar>
+              <w:top w:type="dxa" w:w="80"/>
+              <w:left w:type="dxa" w:w="120"/>
+              <w:bottom w:type="dxa" w:w="80"/>
+              <w:right w:type="dxa" w:w="120"/>
+            </w:tcMar>
+            <w:vAlign w:val="center"/>
+          </w:tcPr>
+          <w:p>
+            <w:pPr>
+              <w:spacing w:after="0" w:line="288"/>
+            </w:pPr>
+            <w:r>
+              <w:rPr>
+                <w:b w:val="false"/>
+                <w:bCs w:val="false"/>
+                <w:sz w:val="21"/>
+                <w:szCs w:val="21"/>
+                <w:rFonts w:ascii="Arial" w:eastAsia="PingFang SC" w:hAnsi="Arial" w:cs="Arial"/>
+              </w:rPr>
+              <w:t xml:space="preserve">【服务号全称】</w:t>
+            </w:r>
+          </w:p>
+        </w:tc>
+        <w:tc>
+          <w:tcPr>
+            <w:tcW w:type="dxa" w:w="3730"/>
+            <w:shd w:fill="F7F8FC" w:val="clear"/>
+            <w:tcMar>
+              <w:top w:type="dxa" w:w="80"/>
+              <w:left w:type="dxa" w:w="120"/>
+              <w:bottom w:type="dxa" w:w="80"/>
+              <w:right w:type="dxa" w:w="120"/>
+            </w:tcMar>
+            <w:vAlign w:val="center"/>
+          </w:tcPr>
+          <w:p>
+            <w:pPr>
+              <w:spacing w:after="0" w:line="288"/>
+            </w:pPr>
+            <w:r>
+              <w:rPr>
+                <w:b w:val="false"/>
+                <w:bCs w:val="false"/>
+                <w:sz w:val="21"/>
+                <w:szCs w:val="21"/>
+                <w:rFonts w:ascii="Arial" w:eastAsia="PingFang SC" w:hAnsi="Arial" w:cs="Arial"/>
+              </w:rPr>
+              <w:t xml:space="preserve">已认证服务号全称</w:t>
+            </w:r>
+          </w:p>
+        </w:tc>
+        <w:tc>
+          <w:tcPr>
+            <w:tcW w:type="dxa" w:w="3730"/>
+            <w:shd w:fill="F7F8FC" w:val="clear"/>
+            <w:tcMar>
+              <w:top w:type="dxa" w:w="80"/>
+              <w:left w:type="dxa" w:w="120"/>
+              <w:bottom w:type="dxa" w:w="80"/>
+              <w:right w:type="dxa" w:w="120"/>
+            </w:tcMar>
+            <w:vAlign w:val="center"/>
+          </w:tcPr>
+          <w:p>
+            <w:pPr>
+              <w:spacing w:after="0" w:line="288"/>
+            </w:pPr>
+            <w:r>
+              <w:rPr>
+                <w:b w:val="false"/>
+                <w:bCs w:val="false"/>
+                <w:sz w:val="21"/>
+                <w:szCs w:val="21"/>
+                <w:rFonts w:ascii="Arial" w:eastAsia="PingFang SC" w:hAnsi="Arial" w:cs="Arial"/>
+              </w:rPr>
+              <w:t xml:space="preserve">微信公众平台</w:t>
+            </w:r>
+          </w:p>
+        </w:tc>
+      </w:tr>
+      <w:tr>
+        <w:tc>
+          <w:tcPr>
+            <w:tcW w:type="dxa" w:w="1900"/>
+            <w:tcMar>
+              <w:top w:type="dxa" w:w="80"/>
+              <w:left w:type="dxa" w:w="120"/>
+              <w:bottom w:type="dxa" w:w="80"/>
+              <w:right w:type="dxa" w:w="120"/>
+            </w:tcMar>
+            <w:vAlign w:val="center"/>
+          </w:tcPr>
+          <w:p>
+            <w:pPr>
+              <w:spacing w:after="0" w:line="288"/>
+            </w:pPr>
+            <w:r>
+              <w:rPr>
+                <w:b w:val="false"/>
+                <w:bCs w:val="false"/>
+                <w:sz w:val="21"/>
+                <w:szCs w:val="21"/>
+                <w:rFonts w:ascii="Arial" w:eastAsia="PingFang SC" w:hAnsi="Arial" w:cs="Arial"/>
+              </w:rPr>
+              <w:t xml:space="preserve">【MchID】</w:t>
+            </w:r>
+          </w:p>
+        </w:tc>
+        <w:tc>
+          <w:tcPr>
+            <w:tcW w:type="dxa" w:w="3730"/>
+            <w:tcMar>
+              <w:top w:type="dxa" w:w="80"/>
+              <w:left w:type="dxa" w:w="120"/>
+              <w:bottom w:type="dxa" w:w="80"/>
+              <w:right w:type="dxa" w:w="120"/>
+            </w:tcMar>
+            <w:vAlign w:val="center"/>
+          </w:tcPr>
+          <w:p>
+            <w:pPr>
+              <w:spacing w:after="0" w:line="288"/>
+            </w:pPr>
+            <w:r>
+              <w:rPr>
+                <w:b w:val="false"/>
+                <w:bCs w:val="false"/>
+                <w:sz w:val="21"/>
+                <w:szCs w:val="21"/>
+                <w:rFonts w:ascii="Arial" w:eastAsia="PingFang SC" w:hAnsi="Arial" w:cs="Arial"/>
+              </w:rPr>
+              <w:t xml:space="preserve">微信支付商户号</w:t>
+            </w:r>
+          </w:p>
+        </w:tc>
+        <w:tc>
+          <w:tcPr>
+            <w:tcW w:type="dxa" w:w="3730"/>
+            <w:tcMar>
+              <w:top w:type="dxa" w:w="80"/>
+              <w:left w:type="dxa" w:w="120"/>
+              <w:bottom w:type="dxa" w:w="80"/>
+              <w:right w:type="dxa" w:w="120"/>
+            </w:tcMar>
+            <w:vAlign w:val="center"/>
+          </w:tcPr>
+          <w:p>
+            <w:pPr>
+              <w:spacing w:after="0" w:line="288"/>
+            </w:pPr>
+            <w:r>
+              <w:rPr>
+                <w:b w:val="false"/>
+                <w:bCs w:val="false"/>
+                <w:sz w:val="21"/>
+                <w:szCs w:val="21"/>
+                <w:rFonts w:ascii="Arial" w:eastAsia="PingFang SC" w:hAnsi="Arial" w:cs="Arial"/>
+              </w:rPr>
+              <w:t xml:space="preserve">微信支付商户平台</w:t>
+            </w:r>
+          </w:p>
+        </w:tc>
+      </w:tr>
+      <w:tr>
+        <w:tc>
+          <w:tcPr>
+            <w:tcW w:type="dxa" w:w="1900"/>
+            <w:shd w:fill="F7F8FC" w:val="clear"/>
+            <w:tcMar>
+              <w:top w:type="dxa" w:w="80"/>
+              <w:left w:type="dxa" w:w="120"/>
+              <w:bottom w:type="dxa" w:w="80"/>
+              <w:right w:type="dxa" w:w="120"/>
+            </w:tcMar>
+            <w:vAlign w:val="center"/>
+          </w:tcPr>
+          <w:p>
+            <w:pPr>
+              <w:spacing w:after="0" w:line="288"/>
+            </w:pPr>
+            <w:r>
+              <w:rPr>
+                <w:b w:val="false"/>
+                <w:bCs w:val="false"/>
+                <w:sz w:val="21"/>
+                <w:szCs w:val="21"/>
+                <w:rFonts w:ascii="Arial" w:eastAsia="PingFang SC" w:hAnsi="Arial" w:cs="Arial"/>
+              </w:rPr>
+              <w:t xml:space="preserve">【营业执照名称】</w:t>
+            </w:r>
+          </w:p>
+        </w:tc>
+        <w:tc>
+          <w:tcPr>
+            <w:tcW w:type="dxa" w:w="3730"/>
+            <w:shd w:fill="F7F8FC" w:val="clear"/>
+            <w:tcMar>
+              <w:top w:type="dxa" w:w="80"/>
+              <w:left w:type="dxa" w:w="120"/>
+              <w:bottom w:type="dxa" w:w="80"/>
+              <w:right w:type="dxa" w:w="120"/>
+            </w:tcMar>
+            <w:vAlign w:val="center"/>
+          </w:tcPr>
+          <w:p>
+            <w:pPr>
+              <w:spacing w:after="0" w:line="288"/>
+            </w:pPr>
+            <w:r>
+              <w:rPr>
+                <w:b w:val="false"/>
+                <w:bCs w:val="false"/>
+                <w:sz w:val="21"/>
+                <w:szCs w:val="21"/>
+                <w:rFonts w:ascii="Arial" w:eastAsia="PingFang SC" w:hAnsi="Arial" w:cs="Arial"/>
+              </w:rPr>
+              <w:t xml:space="preserve">商户主体全称</w:t>
+            </w:r>
+          </w:p>
+        </w:tc>
+        <w:tc>
+          <w:tcPr>
+            <w:tcW w:type="dxa" w:w="3730"/>
+            <w:shd w:fill="F7F8FC" w:val="clear"/>
+            <w:tcMar>
+              <w:top w:type="dxa" w:w="80"/>
+              <w:left w:type="dxa" w:w="120"/>
+              <w:bottom w:type="dxa" w:w="80"/>
+              <w:right w:type="dxa" w:w="120"/>
+            </w:tcMar>
+            <w:vAlign w:val="center"/>
+          </w:tcPr>
+          <w:p>
+            <w:pPr>
+              <w:spacing w:after="0" w:line="288"/>
+            </w:pPr>
+            <w:r>
+              <w:rPr>
+                <w:b w:val="false"/>
+                <w:bCs w:val="false"/>
+                <w:sz w:val="21"/>
+                <w:szCs w:val="21"/>
+                <w:rFonts w:ascii="Arial" w:eastAsia="PingFang SC" w:hAnsi="Arial" w:cs="Arial"/>
+              </w:rPr>
+              <w:t xml:space="preserve">营业执照</w:t>
+            </w:r>
+          </w:p>
+        </w:tc>
+      </w:tr>
+    </w:tbl>
+    <w:p>
+      <w:pPr>
+        <w:spacing w:after="120" w:line="300"/>
+      </w:pPr>
+      <w:r>
+        <w:rPr>
+          <w:color w:val="6B7185"/>
+          <w:sz w:val="19"/>
+          <w:szCs w:val="19"/>
+          <w:rFonts w:ascii="Arial" w:eastAsia="PingFang SC" w:hAnsi="Arial" w:cs="Arial"/>
+        </w:rPr>
+        <w:t xml:space="preserve">注意：价格务必与贵机构机构后台「系统配置 → AI 会员价格」的实际设置一致（平台默认首月 ¥9.9、月度 ¥19.9）。若两者不符，微信侧可能以「价格与实际不符」再次驳回。</w:t>
+      </w:r>
+    </w:p>
+    <w:p>
+      <w:pPr>
+        <w:pStyle w:val="Heading2"/>
+        <w:spacing w:before="220" w:after="110"/>
+      </w:pPr>
+      <w:r>
+        <w:rPr>
+          <w:b/>
+          <w:bCs/>
+          <w:color w:val="4F46E5"/>
+          <w:sz w:val="25"/>
+          <w:szCs w:val="25"/>
+          <w:rFonts w:ascii="Arial" w:eastAsia="PingFang SC" w:hAnsi="Arial" w:cs="Arial"/>
+        </w:rPr>
+        <w:t xml:space="preserve">A.2　产品交互图（5 张，缺一即驳回）</w:t>
+      </w:r>
+    </w:p>
+    <w:tbl>
+      <w:tblPr>
+        <w:tblW w:type="dxa" w:w="9360"/>
+        <w:tblBorders>
+          <w:top w:val="single" w:color="D9DCEA" w:sz="1"/>
+          <w:left w:val="single" w:color="D9DCEA" w:sz="1"/>
+          <w:bottom w:val="single" w:color="D9DCEA" w:sz="1"/>
+          <w:right w:val="single" w:color="D9DCEA" w:sz="1"/>
+          <w:insideH w:val="single" w:color="D9DCEA" w:sz="1"/>
+          <w:insideV w:val="single" w:color="D9DCEA" w:sz="1"/>
+        </w:tblBorders>
+      </w:tblPr>
+      <w:tblGrid>
+        <w:gridCol w:w="560"/>
+        <w:gridCol w:w="1900"/>
+        <w:gridCol w:w="2400"/>
+        <w:gridCol w:w="4500"/>
+      </w:tblGrid>
+      <w:tr>
+        <w:trPr>
+          <w:tblHeader/>
+        </w:trPr>
+        <w:tc>
+          <w:tcPr>
+            <w:tcW w:type="dxa" w:w="560"/>
+            <w:shd w:fill="3730A3" w:val="clear"/>
+            <w:tcMar>
+              <w:top w:type="dxa" w:w="80"/>
+              <w:left w:type="dxa" w:w="120"/>
+              <w:bottom w:type="dxa" w:w="80"/>
+              <w:right w:type="dxa" w:w="120"/>
+            </w:tcMar>
+            <w:vAlign w:val="center"/>
+          </w:tcPr>
+          <w:p>
+            <w:pPr>
+              <w:spacing w:after="0" w:line="288"/>
+            </w:pPr>
+            <w:r>
+              <w:rPr>
+                <w:b/>
+                <w:bCs/>
+                <w:color w:val="FFFFFF"/>
+                <w:sz w:val="21"/>
+                <w:szCs w:val="21"/>
+                <w:rFonts w:ascii="Arial" w:eastAsia="PingFang SC" w:hAnsi="Arial" w:cs="Arial"/>
+              </w:rPr>
+              <w:t xml:space="preserve">#</w:t>
+            </w:r>
+          </w:p>
+        </w:tc>
+        <w:tc>
+          <w:tcPr>
+            <w:tcW w:type="dxa" w:w="1900"/>
+            <w:shd w:fill="3730A3" w:val="clear"/>
+            <w:tcMar>
+              <w:top w:type="dxa" w:w="80"/>
+              <w:left w:type="dxa" w:w="120"/>
+              <w:bottom w:type="dxa" w:w="80"/>
+              <w:right w:type="dxa" w:w="120"/>
+            </w:tcMar>
+            <w:vAlign w:val="center"/>
+          </w:tcPr>
+          <w:p>
+            <w:pPr>
+              <w:spacing w:after="0" w:line="288"/>
+            </w:pPr>
+            <w:r>
+              <w:rPr>
+                <w:b/>
+                <w:bCs/>
+                <w:color w:val="FFFFFF"/>
+                <w:sz w:val="21"/>
+                <w:szCs w:val="21"/>
+                <w:rFonts w:ascii="Arial" w:eastAsia="PingFang SC" w:hAnsi="Arial" w:cs="Arial"/>
+              </w:rPr>
+              <w:t xml:space="preserve">截图页面</w:t>
+            </w:r>
+          </w:p>
+        </w:tc>
+        <w:tc>
+          <w:tcPr>
+            <w:tcW w:type="dxa" w:w="2400"/>
+            <w:shd w:fill="3730A3" w:val="clear"/>
+            <w:tcMar>
+              <w:top w:type="dxa" w:w="80"/>
+              <w:left w:type="dxa" w:w="120"/>
+              <w:bottom w:type="dxa" w:w="80"/>
+              <w:right w:type="dxa" w:w="120"/>
+            </w:tcMar>
+            <w:vAlign w:val="center"/>
+          </w:tcPr>
+          <w:p>
+            <w:pPr>
+              <w:spacing w:after="0" w:line="288"/>
+            </w:pPr>
+            <w:r>
+              <w:rPr>
+                <w:b/>
+                <w:bCs/>
+                <w:color w:val="FFFFFF"/>
+                <w:sz w:val="21"/>
+                <w:szCs w:val="21"/>
+                <w:rFonts w:ascii="Arial" w:eastAsia="PingFang SC" w:hAnsi="Arial" w:cs="Arial"/>
+              </w:rPr>
+              <w:t xml:space="preserve">在 C 端的位置</w:t>
+            </w:r>
+          </w:p>
+        </w:tc>
+        <w:tc>
+          <w:tcPr>
+            <w:tcW w:type="dxa" w:w="4500"/>
+            <w:shd w:fill="3730A3" w:val="clear"/>
+            <w:tcMar>
+              <w:top w:type="dxa" w:w="80"/>
+              <w:left w:type="dxa" w:w="120"/>
+              <w:bottom w:type="dxa" w:w="80"/>
+              <w:right w:type="dxa" w:w="120"/>
+            </w:tcMar>
+            <w:vAlign w:val="center"/>
+          </w:tcPr>
+          <w:p>
+            <w:pPr>
+              <w:spacing w:after="0" w:line="288"/>
+            </w:pPr>
+            <w:r>
+              <w:rPr>
+                <w:b/>
+                <w:bCs/>
+                <w:color w:val="FFFFFF"/>
+                <w:sz w:val="21"/>
+                <w:szCs w:val="21"/>
+                <w:rFonts w:ascii="Arial" w:eastAsia="PingFang SC" w:hAnsi="Arial" w:cs="Arial"/>
+              </w:rPr>
+              <w:t xml:space="preserve">必须体现的要素</w:t>
+            </w:r>
+          </w:p>
+        </w:tc>
+      </w:tr>
+      <w:tr>
+        <w:tc>
+          <w:tcPr>
+            <w:tcW w:type="dxa" w:w="560"/>
+            <w:tcMar>
+              <w:top w:type="dxa" w:w="80"/>
+              <w:left w:type="dxa" w:w="120"/>
+              <w:bottom w:type="dxa" w:w="80"/>
+              <w:right w:type="dxa" w:w="120"/>
+            </w:tcMar>
+            <w:vAlign w:val="center"/>
+          </w:tcPr>
+          <w:p>
+            <w:pPr>
+              <w:spacing w:after="0" w:line="288"/>
+            </w:pPr>
+            <w:r>
+              <w:rPr>
+                <w:b w:val="false"/>
+                <w:bCs w:val="false"/>
+                <w:sz w:val="21"/>
+                <w:szCs w:val="21"/>
+                <w:rFonts w:ascii="Arial" w:eastAsia="PingFang SC" w:hAnsi="Arial" w:cs="Arial"/>
+              </w:rPr>
+              <w:t xml:space="preserve">1</w:t>
+            </w:r>
+          </w:p>
+        </w:tc>
+        <w:tc>
+          <w:tcPr>
+            <w:tcW w:type="dxa" w:w="1900"/>
+            <w:tcMar>
+              <w:top w:type="dxa" w:w="80"/>
+              <w:left w:type="dxa" w:w="120"/>
+              <w:bottom w:type="dxa" w:w="80"/>
+              <w:right w:type="dxa" w:w="120"/>
+            </w:tcMar>
+            <w:vAlign w:val="center"/>
+          </w:tcPr>
+          <w:p>
+            <w:pPr>
+              <w:spacing w:after="0" w:line="288"/>
+            </w:pPr>
+            <w:r>
+              <w:rPr>
+                <w:b w:val="false"/>
+                <w:bCs w:val="false"/>
+                <w:sz w:val="21"/>
+                <w:szCs w:val="21"/>
+                <w:rFonts w:ascii="Arial" w:eastAsia="PingFang SC" w:hAnsi="Arial" w:cs="Arial"/>
+              </w:rPr>
+              <w:t xml:space="preserve">应用首页</w:t>
+            </w:r>
+          </w:p>
+        </w:tc>
+        <w:tc>
+          <w:tcPr>
+            <w:tcW w:type="dxa" w:w="2400"/>
+            <w:tcMar>
+              <w:top w:type="dxa" w:w="80"/>
+              <w:left w:type="dxa" w:w="120"/>
+              <w:bottom w:type="dxa" w:w="80"/>
+              <w:right w:type="dxa" w:w="120"/>
+            </w:tcMar>
+            <w:vAlign w:val="center"/>
+          </w:tcPr>
+          <w:p>
+            <w:pPr>
+              <w:spacing w:after="0" w:line="288"/>
+            </w:pPr>
+            <w:r>
+              <w:rPr>
+                <w:b w:val="false"/>
+                <w:bCs w:val="false"/>
+                <w:sz w:val="21"/>
+                <w:szCs w:val="21"/>
+                <w:rFonts w:ascii="Arial" w:eastAsia="PingFang SC" w:hAnsi="Arial" w:cs="Arial"/>
+              </w:rPr>
+              <w:t xml:space="preserve">登录后的 AI 问答主界面</w:t>
+            </w:r>
+          </w:p>
+        </w:tc>
+        <w:tc>
+          <w:tcPr>
+            <w:tcW w:type="dxa" w:w="4500"/>
+            <w:tcMar>
+              <w:top w:type="dxa" w:w="80"/>
+              <w:left w:type="dxa" w:w="120"/>
+              <w:bottom w:type="dxa" w:w="80"/>
+              <w:right w:type="dxa" w:w="120"/>
+            </w:tcMar>
+            <w:vAlign w:val="center"/>
+          </w:tcPr>
+          <w:p>
+            <w:pPr>
+              <w:spacing w:after="0" w:line="288"/>
+            </w:pPr>
+            <w:r>
+              <w:rPr>
+                <w:b w:val="false"/>
+                <w:bCs w:val="false"/>
+                <w:sz w:val="21"/>
+                <w:szCs w:val="21"/>
+                <w:rFonts w:ascii="Arial" w:eastAsia="PingFang SC" w:hAnsi="Arial" w:cs="Arial"/>
+              </w:rPr>
+              <w:t xml:space="preserve">产品名称、知识来源机构</w:t>
+            </w:r>
+          </w:p>
+        </w:tc>
+      </w:tr>
+      <w:tr>
+        <w:tc>
+          <w:tcPr>
+            <w:tcW w:type="dxa" w:w="560"/>
+            <w:shd w:fill="F7F8FC" w:val="clear"/>
+            <w:tcMar>
+              <w:top w:type="dxa" w:w="80"/>
+              <w:left w:type="dxa" w:w="120"/>
+              <w:bottom w:type="dxa" w:w="80"/>
+              <w:right w:type="dxa" w:w="120"/>
+            </w:tcMar>
+            <w:vAlign w:val="center"/>
+          </w:tcPr>
+          <w:p>
+            <w:pPr>
+              <w:spacing w:after="0" w:line="288"/>
+            </w:pPr>
+            <w:r>
+              <w:rPr>
+                <w:b w:val="false"/>
+                <w:bCs w:val="false"/>
+                <w:sz w:val="21"/>
+                <w:szCs w:val="21"/>
+                <w:rFonts w:ascii="Arial" w:eastAsia="PingFang SC" w:hAnsi="Arial" w:cs="Arial"/>
+              </w:rPr>
+              <w:t xml:space="preserve">2</w:t>
+            </w:r>
+          </w:p>
+        </w:tc>
+        <w:tc>
+          <w:tcPr>
+            <w:tcW w:type="dxa" w:w="1900"/>
+            <w:shd w:fill="F7F8FC" w:val="clear"/>
+            <w:tcMar>
+              <w:top w:type="dxa" w:w="80"/>
+              <w:left w:type="dxa" w:w="120"/>
+              <w:bottom w:type="dxa" w:w="80"/>
+              <w:right w:type="dxa" w:w="120"/>
+            </w:tcMar>
+            <w:vAlign w:val="center"/>
+          </w:tcPr>
+          <w:p>
+            <w:pPr>
+              <w:spacing w:after="0" w:line="288"/>
+            </w:pPr>
+            <w:r>
+              <w:rPr>
+                <w:b w:val="false"/>
+                <w:bCs w:val="false"/>
+                <w:sz w:val="21"/>
+                <w:szCs w:val="21"/>
+                <w:rFonts w:ascii="Arial" w:eastAsia="PingFang SC" w:hAnsi="Arial" w:cs="Arial"/>
+              </w:rPr>
+              <w:t xml:space="preserve">服务内容介绍</w:t>
+            </w:r>
+          </w:p>
+        </w:tc>
+        <w:tc>
+          <w:tcPr>
+            <w:tcW w:type="dxa" w:w="2400"/>
+            <w:shd w:fill="F7F8FC" w:val="clear"/>
+            <w:tcMar>
+              <w:top w:type="dxa" w:w="80"/>
+              <w:left w:type="dxa" w:w="120"/>
+              <w:bottom w:type="dxa" w:w="80"/>
+              <w:right w:type="dxa" w:w="120"/>
+            </w:tcMar>
+            <w:vAlign w:val="center"/>
+          </w:tcPr>
+          <w:p>
+            <w:pPr>
+              <w:spacing w:after="0" w:line="288"/>
+            </w:pPr>
+            <w:r>
+              <w:rPr>
+                <w:b w:val="false"/>
+                <w:bCs w:val="false"/>
+                <w:sz w:val="21"/>
+                <w:szCs w:val="21"/>
+                <w:rFonts w:ascii="Arial" w:eastAsia="PingFang SC" w:hAnsi="Arial" w:cs="Arial"/>
+              </w:rPr>
+              <w:t xml:space="preserve">任一问题的 AI 回答页</w:t>
+            </w:r>
+          </w:p>
+        </w:tc>
+        <w:tc>
+          <w:tcPr>
+            <w:tcW w:type="dxa" w:w="4500"/>
+            <w:shd w:fill="F7F8FC" w:val="clear"/>
+            <w:tcMar>
+              <w:top w:type="dxa" w:w="80"/>
+              <w:left w:type="dxa" w:w="120"/>
+              <w:bottom w:type="dxa" w:w="80"/>
+              <w:right w:type="dxa" w:w="120"/>
+            </w:tcMar>
+            <w:vAlign w:val="center"/>
+          </w:tcPr>
+          <w:p>
+            <w:pPr>
+              <w:spacing w:after="0" w:line="288"/>
+            </w:pPr>
+            <w:r>
+              <w:rPr>
+                <w:b w:val="false"/>
+                <w:bCs w:val="false"/>
+                <w:sz w:val="21"/>
+                <w:szCs w:val="21"/>
+                <w:rFonts w:ascii="Arial" w:eastAsia="PingFang SC" w:hAnsi="Arial" w:cs="Arial"/>
+              </w:rPr>
+              <w:t xml:space="preserve">AI 答案 + 知识溯源 + 带「会员 / 永享」标识的媒体资源</w:t>
+            </w:r>
+          </w:p>
+        </w:tc>
+      </w:tr>
+      <w:tr>
+        <w:tc>
+          <w:tcPr>
+            <w:tcW w:type="dxa" w:w="560"/>
+            <w:tcMar>
+              <w:top w:type="dxa" w:w="80"/>
+              <w:left w:type="dxa" w:w="120"/>
+              <w:bottom w:type="dxa" w:w="80"/>
+              <w:right w:type="dxa" w:w="120"/>
+            </w:tcMar>
+            <w:vAlign w:val="center"/>
+          </w:tcPr>
+          <w:p>
+            <w:pPr>
+              <w:spacing w:after="0" w:line="288"/>
+            </w:pPr>
+            <w:r>
+              <w:rPr>
+                <w:b w:val="false"/>
+                <w:bCs w:val="false"/>
+                <w:sz w:val="21"/>
+                <w:szCs w:val="21"/>
+                <w:rFonts w:ascii="Arial" w:eastAsia="PingFang SC" w:hAnsi="Arial" w:cs="Arial"/>
+              </w:rPr>
+              <w:t xml:space="preserve">3</w:t>
+            </w:r>
+          </w:p>
+        </w:tc>
+        <w:tc>
+          <w:tcPr>
+            <w:tcW w:type="dxa" w:w="1900"/>
+            <w:tcMar>
+              <w:top w:type="dxa" w:w="80"/>
+              <w:left w:type="dxa" w:w="120"/>
+              <w:bottom w:type="dxa" w:w="80"/>
+              <w:right w:type="dxa" w:w="120"/>
+            </w:tcMar>
+            <w:vAlign w:val="center"/>
+          </w:tcPr>
+          <w:p>
+            <w:pPr>
+              <w:spacing w:after="0" w:line="288"/>
+            </w:pPr>
+            <w:r>
+              <w:rPr>
+                <w:b w:val="false"/>
+                <w:bCs w:val="false"/>
+                <w:sz w:val="21"/>
+                <w:szCs w:val="21"/>
+                <w:rFonts w:ascii="Arial" w:eastAsia="PingFang SC" w:hAnsi="Arial" w:cs="Arial"/>
+              </w:rPr>
+              <w:t xml:space="preserve">会员权益完整页</w:t>
+            </w:r>
+          </w:p>
+        </w:tc>
+        <w:tc>
+          <w:tcPr>
+            <w:tcW w:type="dxa" w:w="2400"/>
+            <w:tcMar>
+              <w:top w:type="dxa" w:w="80"/>
+              <w:left w:type="dxa" w:w="120"/>
+              <w:bottom w:type="dxa" w:w="80"/>
+              <w:right w:type="dxa" w:w="120"/>
+            </w:tcMar>
+            <w:vAlign w:val="center"/>
+          </w:tcPr>
+          <w:p>
+            <w:pPr>
+              <w:spacing w:after="0" w:line="288"/>
+            </w:pPr>
+            <w:r>
+              <w:rPr>
+                <w:b w:val="false"/>
+                <w:bCs w:val="false"/>
+                <w:sz w:val="21"/>
+                <w:szCs w:val="21"/>
+                <w:rFonts w:ascii="Arial" w:eastAsia="PingFang SC" w:hAnsi="Arial" w:cs="Arial"/>
+              </w:rPr>
+              <w:t xml:space="preserve">我的 → 会员中心</w:t>
+            </w:r>
+          </w:p>
+        </w:tc>
+        <w:tc>
+          <w:tcPr>
+            <w:tcW w:type="dxa" w:w="4500"/>
+            <w:tcMar>
+              <w:top w:type="dxa" w:w="80"/>
+              <w:left w:type="dxa" w:w="120"/>
+              <w:bottom w:type="dxa" w:w="80"/>
+              <w:right w:type="dxa" w:w="120"/>
+            </w:tcMar>
+            <w:vAlign w:val="center"/>
+          </w:tcPr>
+          <w:p>
+            <w:pPr>
+              <w:spacing w:after="0" w:line="288"/>
+            </w:pPr>
+            <w:r>
+              <w:rPr>
+                <w:b w:val="false"/>
+                <w:bCs w:val="false"/>
+                <w:sz w:val="21"/>
+                <w:szCs w:val="21"/>
+                <w:rFonts w:ascii="Arial" w:eastAsia="PingFang SC" w:hAnsi="Arial" w:cs="Arial"/>
+              </w:rPr>
+              <w:t xml:space="preserve">「免费 vs 会员」全部权益逐项对比</w:t>
+            </w:r>
+          </w:p>
+        </w:tc>
+      </w:tr>
+      <w:tr>
+        <w:tc>
+          <w:tcPr>
+            <w:tcW w:type="dxa" w:w="560"/>
+            <w:shd w:fill="F7F8FC" w:val="clear"/>
+            <w:tcMar>
+              <w:top w:type="dxa" w:w="80"/>
+              <w:left w:type="dxa" w:w="120"/>
+              <w:bottom w:type="dxa" w:w="80"/>
+              <w:right w:type="dxa" w:w="120"/>
+            </w:tcMar>
+            <w:vAlign w:val="center"/>
+          </w:tcPr>
+          <w:p>
+            <w:pPr>
+              <w:spacing w:after="0" w:line="288"/>
+            </w:pPr>
+            <w:r>
+              <w:rPr>
+                <w:b w:val="false"/>
+                <w:bCs w:val="false"/>
+                <w:sz w:val="21"/>
+                <w:szCs w:val="21"/>
+                <w:rFonts w:ascii="Arial" w:eastAsia="PingFang SC" w:hAnsi="Arial" w:cs="Arial"/>
+              </w:rPr>
+              <w:t xml:space="preserve">4</w:t>
+            </w:r>
+          </w:p>
+        </w:tc>
+        <w:tc>
+          <w:tcPr>
+            <w:tcW w:type="dxa" w:w="1900"/>
+            <w:shd w:fill="F7F8FC" w:val="clear"/>
+            <w:tcMar>
+              <w:top w:type="dxa" w:w="80"/>
+              <w:left w:type="dxa" w:w="120"/>
+              <w:bottom w:type="dxa" w:w="80"/>
+              <w:right w:type="dxa" w:w="120"/>
+            </w:tcMar>
+            <w:vAlign w:val="center"/>
+          </w:tcPr>
+          <w:p>
+            <w:pPr>
+              <w:spacing w:after="0" w:line="288"/>
+            </w:pPr>
+            <w:r>
+              <w:rPr>
+                <w:b w:val="false"/>
+                <w:bCs w:val="false"/>
+                <w:sz w:val="21"/>
+                <w:szCs w:val="21"/>
+                <w:rFonts w:ascii="Arial" w:eastAsia="PingFang SC" w:hAnsi="Arial" w:cs="Arial"/>
+              </w:rPr>
+              <w:t xml:space="preserve">价目表</w:t>
+            </w:r>
+          </w:p>
+        </w:tc>
+        <w:tc>
+          <w:tcPr>
+            <w:tcW w:type="dxa" w:w="2400"/>
+            <w:shd w:fill="F7F8FC" w:val="clear"/>
+            <w:tcMar>
+              <w:top w:type="dxa" w:w="80"/>
+              <w:left w:type="dxa" w:w="120"/>
+              <w:bottom w:type="dxa" w:w="80"/>
+              <w:right w:type="dxa" w:w="120"/>
+            </w:tcMar>
+            <w:vAlign w:val="center"/>
+          </w:tcPr>
+          <w:p>
+            <w:pPr>
+              <w:spacing w:after="0" w:line="288"/>
+            </w:pPr>
+            <w:r>
+              <w:rPr>
+                <w:b w:val="false"/>
+                <w:bCs w:val="false"/>
+                <w:sz w:val="21"/>
+                <w:szCs w:val="21"/>
+                <w:rFonts w:ascii="Arial" w:eastAsia="PingFang SC" w:hAnsi="Arial" w:cs="Arial"/>
+              </w:rPr>
+              <w:t xml:space="preserve">开通会员页</w:t>
+            </w:r>
+          </w:p>
+        </w:tc>
+        <w:tc>
+          <w:tcPr>
+            <w:tcW w:type="dxa" w:w="4500"/>
+            <w:shd w:fill="F7F8FC" w:val="clear"/>
+            <w:tcMar>
+              <w:top w:type="dxa" w:w="80"/>
+              <w:left w:type="dxa" w:w="120"/>
+              <w:bottom w:type="dxa" w:w="80"/>
+              <w:right w:type="dxa" w:w="120"/>
+            </w:tcMar>
+            <w:vAlign w:val="center"/>
+          </w:tcPr>
+          <w:p>
+            <w:pPr>
+              <w:spacing w:after="0" w:line="288"/>
+            </w:pPr>
+            <w:r>
+              <w:rPr>
+                <w:b w:val="false"/>
+                <w:bCs w:val="false"/>
+                <w:sz w:val="21"/>
+                <w:szCs w:val="21"/>
+                <w:rFonts w:ascii="Arial" w:eastAsia="PingFang SC" w:hAnsi="Arial" w:cs="Arial"/>
+              </w:rPr>
+              <w:t xml:space="preserve">连续包月与单月两档价格、自动续费标识、协议勾选项</w:t>
+            </w:r>
+          </w:p>
+        </w:tc>
+      </w:tr>
+      <w:tr>
+        <w:tc>
+          <w:tcPr>
+            <w:tcW w:type="dxa" w:w="560"/>
+            <w:tcMar>
+              <w:top w:type="dxa" w:w="80"/>
+              <w:left w:type="dxa" w:w="120"/>
+              <w:bottom w:type="dxa" w:w="80"/>
+              <w:right w:type="dxa" w:w="120"/>
+            </w:tcMar>
+            <w:vAlign w:val="center"/>
+          </w:tcPr>
+          <w:p>
+            <w:pPr>
+              <w:spacing w:after="0" w:line="288"/>
+            </w:pPr>
+            <w:r>
+              <w:rPr>
+                <w:b w:val="false"/>
+                <w:bCs w:val="false"/>
+                <w:sz w:val="21"/>
+                <w:szCs w:val="21"/>
+                <w:rFonts w:ascii="Arial" w:eastAsia="PingFang SC" w:hAnsi="Arial" w:cs="Arial"/>
+              </w:rPr>
+              <w:t xml:space="preserve">5</w:t>
+            </w:r>
+          </w:p>
+        </w:tc>
+        <w:tc>
+          <w:tcPr>
+            <w:tcW w:type="dxa" w:w="1900"/>
+            <w:tcMar>
+              <w:top w:type="dxa" w:w="80"/>
+              <w:left w:type="dxa" w:w="120"/>
+              <w:bottom w:type="dxa" w:w="80"/>
+              <w:right w:type="dxa" w:w="120"/>
+            </w:tcMar>
+            <w:vAlign w:val="center"/>
+          </w:tcPr>
+          <w:p>
+            <w:pPr>
+              <w:spacing w:after="0" w:line="288"/>
+            </w:pPr>
+            <w:r>
+              <w:rPr>
+                <w:b w:val="false"/>
+                <w:bCs w:val="false"/>
+                <w:sz w:val="21"/>
+                <w:szCs w:val="21"/>
+                <w:rFonts w:ascii="Arial" w:eastAsia="PingFang SC" w:hAnsi="Arial" w:cs="Arial"/>
+              </w:rPr>
+              <w:t xml:space="preserve">退订自动续费路径</w:t>
+            </w:r>
+          </w:p>
+        </w:tc>
+        <w:tc>
+          <w:tcPr>
+            <w:tcW w:type="dxa" w:w="2400"/>
+            <w:tcMar>
+              <w:top w:type="dxa" w:w="80"/>
+              <w:left w:type="dxa" w:w="120"/>
+              <w:bottom w:type="dxa" w:w="80"/>
+              <w:right w:type="dxa" w:w="120"/>
+            </w:tcMar>
+            <w:vAlign w:val="center"/>
+          </w:tcPr>
+          <w:p>
+            <w:pPr>
+              <w:spacing w:after="0" w:line="288"/>
+            </w:pPr>
+            <w:r>
+              <w:rPr>
+                <w:b w:val="false"/>
+                <w:bCs w:val="false"/>
+                <w:sz w:val="21"/>
+                <w:szCs w:val="21"/>
+                <w:rFonts w:ascii="Arial" w:eastAsia="PingFang SC" w:hAnsi="Arial" w:cs="Arial"/>
+              </w:rPr>
+              <w:t xml:space="preserve">会员中心 → 取消自动续费</w:t>
+            </w:r>
+          </w:p>
+        </w:tc>
+        <w:tc>
+          <w:tcPr>
+            <w:tcW w:type="dxa" w:w="4500"/>
+            <w:tcMar>
+              <w:top w:type="dxa" w:w="80"/>
+              <w:left w:type="dxa" w:w="120"/>
+              <w:bottom w:type="dxa" w:w="80"/>
+              <w:right w:type="dxa" w:w="120"/>
+            </w:tcMar>
+            <w:vAlign w:val="center"/>
+          </w:tcPr>
+          <w:p>
+            <w:pPr>
+              <w:spacing w:after="0" w:line="288"/>
+            </w:pPr>
+            <w:r>
+              <w:rPr>
+                <w:b w:val="false"/>
+                <w:bCs w:val="false"/>
+                <w:sz w:val="21"/>
+                <w:szCs w:val="21"/>
+                <w:rFonts w:ascii="Arial" w:eastAsia="PingFang SC" w:hAnsi="Arial" w:cs="Arial"/>
+              </w:rPr>
+              <w:t xml:space="preserve">退订入口 + 点击后的二次确认弹窗</w:t>
+            </w:r>
+          </w:p>
+        </w:tc>
+      </w:tr>
+    </w:tbl>
+    <w:p>
+      <w:pPr>
+        <w:spacing w:after="100"/>
+      </w:pPr>
+    </w:p>
+    <w:p>
+      <w:pPr>
+        <w:spacing w:after="120" w:line="312"/>
+      </w:pPr>
+      <w:r>
+        <w:rPr>
+          <w:b/>
+          <w:bCs/>
+          <w:rFonts w:ascii="Arial" w:eastAsia="PingFang SC" w:hAnsi="Arial" w:cs="Arial"/>
+        </w:rPr>
+        <w:t xml:space="preserve">示例如下</w:t>
+      </w:r>
+      <w:r>
+        <w:rPr>
+          <w:rFonts w:ascii="Arial" w:eastAsia="PingFang SC" w:hAnsi="Arial" w:cs="Arial"/>
+        </w:rPr>
+        <w:t xml:space="preserve">（截自 AI 问书 C 端标准界面）：</w:t>
+      </w:r>
+    </w:p>
+    <w:tbl>
+      <w:tblPr>
+        <w:tblW w:type="dxa" w:w="9360"/>
+        <w:tblBorders>
+          <w:top w:val="none" w:color="FFFFFF" w:sz="0"/>
+          <w:left w:val="none" w:color="FFFFFF" w:sz="0"/>
+          <w:bottom w:val="none" w:color="FFFFFF" w:sz="0"/>
+          <w:right w:val="none" w:color="FFFFFF" w:sz="0"/>
+          <w:insideH w:val="none" w:color="FFFFFF" w:sz="0"/>
+          <w:insideV w:val="none" w:color="FFFFFF" w:sz="0"/>
+        </w:tblBorders>
+      </w:tblPr>
+      <w:tblGrid>
+        <w:gridCol w:w="3120"/>
+        <w:gridCol w:w="3120"/>
+        <w:gridCol w:w="3120"/>
+      </w:tblGrid>
+      <w:tr>
+        <w:tc>
+          <w:tcPr>
+            <w:tcW w:type="dxa" w:w="3120"/>
+            <w:tcMar>
+              <w:top w:type="dxa" w:w="60"/>
+              <w:left w:type="dxa" w:w="60"/>
+              <w:bottom w:type="dxa" w:w="120"/>
+              <w:right w:type="dxa" w:w="60"/>
+            </w:tcMar>
+            <w:vAlign w:val="top"/>
+          </w:tcPr>
+          <w:p>
+            <w:pPr>
+              <w:spacing w:after="40"/>
+              <w:jc w:val="center"/>
+            </w:pPr>
+            <w:r>
+              <w:drawing>
+                <wp:inline distT="0" distB="0" distL="0" distR="0">
+                  <wp:extent cx="1123950" cy="2333625"/>
+                  <wp:effectExtent t="0" r="0" b="0" l="0"/>
+                  <wp:docPr id="1" name="" descr="" title=""/>
+                  <wp:cNvGraphicFramePr>
+                    <a:graphicFrameLocks xmlns:a="http://schemas.openxmlformats.org/drawingml/2006/main" noChangeAspect="1"/>
+                  </wp:cNvGraphicFramePr>
+                  <a:graphic xmlns:a="http://schemas.openxmlformats.org/drawingml/2006/main">
+                    <a:graphicData uri="http://schemas.openxmlformats.org/drawingml/2006/picture">
+                      <pic:pic xmlns:pic="http://schemas.openxmlformats.org/drawingml/2006/picture">
+                        <pic:nvPicPr>
+                          <pic:cNvPr id="0" name="" descr=""/>
+                          <pic:cNvPicPr>
+                            <a:picLocks noChangeAspect="1" noChangeArrowheads="1"/>
+                          </pic:cNvPicPr>
+                        </pic:nvPicPr>
+                        <pic:blipFill>
+                          <a:blip r:embed="rId8" cstate="none"/>
+                          <a:srcRect/>
+                          <a:stretch>
+                            <a:fillRect/>
+                          </a:stretch>
+                        </pic:blipFill>
+                        <pic:spPr bwMode="auto">
+                          <a:xfrm>
+                            <a:off x="0" y="0"/>
+                            <a:ext cx="1123950" cy="2333625"/>
+                          </a:xfrm>
+                          <a:prstGeom prst="rect">
+                            <a:avLst/>
+                          </a:prstGeom>
+                        </pic:spPr>
+                      </pic:pic>
+                    </a:graphicData>
+                  </a:graphic>
+                </wp:inline>
+              </w:drawing>
+            </w:r>
+          </w:p>
+          <w:p>
+            <w:pPr>
+              <w:jc w:val="center"/>
+            </w:pPr>
+            <w:r>
+              <w:rPr>
+                <w:color w:val="6B7185"/>
+                <w:sz w:val="17"/>
+                <w:szCs w:val="17"/>
+                <w:rFonts w:ascii="Arial" w:eastAsia="PingFang SC" w:hAnsi="Arial" w:cs="Arial"/>
+              </w:rPr>
+              <w:t xml:space="preserve">图 A-1　应用首页</w:t>
+            </w:r>
+          </w:p>
+        </w:tc>
+        <w:tc>
+          <w:tcPr>
+            <w:tcW w:type="dxa" w:w="3120"/>
+            <w:tcMar>
+              <w:top w:type="dxa" w:w="60"/>
+              <w:left w:type="dxa" w:w="60"/>
+              <w:bottom w:type="dxa" w:w="120"/>
+              <w:right w:type="dxa" w:w="60"/>
+            </w:tcMar>
+            <w:vAlign w:val="top"/>
+          </w:tcPr>
+          <w:p>
+            <w:pPr>
+              <w:spacing w:after="40"/>
+              <w:jc w:val="center"/>
+            </w:pPr>
+            <w:r>
+              <w:drawing>
+                <wp:inline distT="0" distB="0" distL="0" distR="0">
+                  <wp:extent cx="1123950" cy="2333625"/>
+                  <wp:effectExtent t="0" r="0" b="0" l="0"/>
+                  <wp:docPr id="1" name="" descr="" title=""/>
+                  <wp:cNvGraphicFramePr>
+                    <a:graphicFrameLocks xmlns:a="http://schemas.openxmlformats.org/drawingml/2006/main" noChangeAspect="1"/>
+                  </wp:cNvGraphicFramePr>
+                  <a:graphic xmlns:a="http://schemas.openxmlformats.org/drawingml/2006/main">
+                    <a:graphicData uri="http://schemas.openxmlformats.org/drawingml/2006/picture">
+                      <pic:pic xmlns:pic="http://schemas.openxmlformats.org/drawingml/2006/picture">
+                        <pic:nvPicPr>
+                          <pic:cNvPr id="0" name="" descr=""/>
+                          <pic:cNvPicPr>
+                            <a:picLocks noChangeAspect="1" noChangeArrowheads="1"/>
+                          </pic:cNvPicPr>
+                        </pic:nvPicPr>
+                        <pic:blipFill>
+                          <a:blip r:embed="rId9" cstate="none"/>
+                          <a:srcRect/>
+                          <a:stretch>
+                            <a:fillRect/>
+                          </a:stretch>
+                        </pic:blipFill>
+                        <pic:spPr bwMode="auto">
+                          <a:xfrm>
+                            <a:off x="0" y="0"/>
+                            <a:ext cx="1123950" cy="2333625"/>
+                          </a:xfrm>
+                          <a:prstGeom prst="rect">
+                            <a:avLst/>
+                          </a:prstGeom>
+                        </pic:spPr>
+                      </pic:pic>
+                    </a:graphicData>
+                  </a:graphic>
+                </wp:inline>
+              </w:drawing>
+            </w:r>
+          </w:p>
+          <w:p>
+            <w:pPr>
+              <w:jc w:val="center"/>
+            </w:pPr>
+            <w:r>
+              <w:rPr>
+                <w:color w:val="6B7185"/>
+                <w:sz w:val="17"/>
+                <w:szCs w:val="17"/>
+                <w:rFonts w:ascii="Arial" w:eastAsia="PingFang SC" w:hAnsi="Arial" w:cs="Arial"/>
+              </w:rPr>
+              <w:t xml:space="preserve">图 A-2　服务内容介绍</w:t>
+            </w:r>
+          </w:p>
+        </w:tc>
+        <w:tc>
+          <w:tcPr>
+            <w:tcW w:type="dxa" w:w="3120"/>
+            <w:tcMar>
+              <w:top w:type="dxa" w:w="60"/>
+              <w:left w:type="dxa" w:w="60"/>
+              <w:bottom w:type="dxa" w:w="120"/>
+              <w:right w:type="dxa" w:w="60"/>
+            </w:tcMar>
+            <w:vAlign w:val="top"/>
+          </w:tcPr>
+          <w:p>
+            <w:pPr>
+              <w:spacing w:after="40"/>
+              <w:jc w:val="center"/>
+            </w:pPr>
+            <w:r>
+              <w:drawing>
+                <wp:inline distT="0" distB="0" distL="0" distR="0">
+                  <wp:extent cx="1123950" cy="2333625"/>
+                  <wp:effectExtent t="0" r="0" b="0" l="0"/>
+                  <wp:docPr id="1" name="" descr="" title=""/>
+                  <wp:cNvGraphicFramePr>
+                    <a:graphicFrameLocks xmlns:a="http://schemas.openxmlformats.org/drawingml/2006/main" noChangeAspect="1"/>
+                  </wp:cNvGraphicFramePr>
+                  <a:graphic xmlns:a="http://schemas.openxmlformats.org/drawingml/2006/main">
+                    <a:graphicData uri="http://schemas.openxmlformats.org/drawingml/2006/picture">
+                      <pic:pic xmlns:pic="http://schemas.openxmlformats.org/drawingml/2006/picture">
+                        <pic:nvPicPr>
+                          <pic:cNvPr id="0" name="" descr=""/>
+                          <pic:cNvPicPr>
+                            <a:picLocks noChangeAspect="1" noChangeArrowheads="1"/>
+                          </pic:cNvPicPr>
+                        </pic:nvPicPr>
+                        <pic:blipFill>
+                          <a:blip r:embed="rId10" cstate="none"/>
+                          <a:srcRect/>
+                          <a:stretch>
+                            <a:fillRect/>
+                          </a:stretch>
+                        </pic:blipFill>
+                        <pic:spPr bwMode="auto">
+                          <a:xfrm>
+                            <a:off x="0" y="0"/>
+                            <a:ext cx="1123950" cy="2333625"/>
+                          </a:xfrm>
+                          <a:prstGeom prst="rect">
+                            <a:avLst/>
+                          </a:prstGeom>
+                        </pic:spPr>
+                      </pic:pic>
+                    </a:graphicData>
+                  </a:graphic>
+                </wp:inline>
+              </w:drawing>
+            </w:r>
+          </w:p>
+          <w:p>
+            <w:pPr>
+              <w:jc w:val="center"/>
+            </w:pPr>
+            <w:r>
+              <w:rPr>
+                <w:color w:val="6B7185"/>
+                <w:sz w:val="17"/>
+                <w:szCs w:val="17"/>
+                <w:rFonts w:ascii="Arial" w:eastAsia="PingFang SC" w:hAnsi="Arial" w:cs="Arial"/>
+              </w:rPr>
+              <w:t xml:space="preserve">图 A-3　会员权益完整页</w:t>
+            </w:r>
+          </w:p>
+        </w:tc>
+      </w:tr>
+      <w:tr>
+        <w:tc>
+          <w:tcPr>
+            <w:tcW w:type="dxa" w:w="3120"/>
+            <w:tcMar>
+              <w:top w:type="dxa" w:w="60"/>
+              <w:left w:type="dxa" w:w="60"/>
+              <w:bottom w:type="dxa" w:w="120"/>
+              <w:right w:type="dxa" w:w="60"/>
+            </w:tcMar>
+            <w:vAlign w:val="top"/>
+          </w:tcPr>
+          <w:p>
+            <w:pPr>
+              <w:spacing w:after="40"/>
+              <w:jc w:val="center"/>
+            </w:pPr>
+            <w:r>
+              <w:drawing>
+                <wp:inline distT="0" distB="0" distL="0" distR="0">
+                  <wp:extent cx="1123950" cy="2333625"/>
+                  <wp:effectExtent t="0" r="0" b="0" l="0"/>
+                  <wp:docPr id="1" name="" descr="" title=""/>
+                  <wp:cNvGraphicFramePr>
+                    <a:graphicFrameLocks xmlns:a="http://schemas.openxmlformats.org/drawingml/2006/main" noChangeAspect="1"/>
+                  </wp:cNvGraphicFramePr>
+                  <a:graphic xmlns:a="http://schemas.openxmlformats.org/drawingml/2006/main">
+                    <a:graphicData uri="http://schemas.openxmlformats.org/drawingml/2006/picture">
+                      <pic:pic xmlns:pic="http://schemas.openxmlformats.org/drawingml/2006/picture">
+                        <pic:nvPicPr>
+                          <pic:cNvPr id="0" name="" descr=""/>
+                          <pic:cNvPicPr>
+                            <a:picLocks noChangeAspect="1" noChangeArrowheads="1"/>
+                          </pic:cNvPicPr>
+                        </pic:nvPicPr>
+                        <pic:blipFill>
+                          <a:blip r:embed="rId11" cstate="none"/>
+                          <a:srcRect/>
+                          <a:stretch>
+                            <a:fillRect/>
+                          </a:stretch>
+                        </pic:blipFill>
+                        <pic:spPr bwMode="auto">
+                          <a:xfrm>
+                            <a:off x="0" y="0"/>
+                            <a:ext cx="1123950" cy="2333625"/>
+                          </a:xfrm>
+                          <a:prstGeom prst="rect">
+                            <a:avLst/>
+                          </a:prstGeom>
+                        </pic:spPr>
+                      </pic:pic>
+                    </a:graphicData>
+                  </a:graphic>
+                </wp:inline>
+              </w:drawing>
+            </w:r>
+          </w:p>
+          <w:p>
+            <w:pPr>
+              <w:jc w:val="center"/>
+            </w:pPr>
+            <w:r>
+              <w:rPr>
+                <w:color w:val="6B7185"/>
+                <w:sz w:val="17"/>
+                <w:szCs w:val="17"/>
+                <w:rFonts w:ascii="Arial" w:eastAsia="PingFang SC" w:hAnsi="Arial" w:cs="Arial"/>
+              </w:rPr>
+              <w:t xml:space="preserve">图 A-4　价目表</w:t>
+            </w:r>
+          </w:p>
+        </w:tc>
+        <w:tc>
+          <w:tcPr>
+            <w:tcW w:type="dxa" w:w="3120"/>
+            <w:tcMar>
+              <w:top w:type="dxa" w:w="60"/>
+              <w:left w:type="dxa" w:w="60"/>
+              <w:bottom w:type="dxa" w:w="120"/>
+              <w:right w:type="dxa" w:w="60"/>
+            </w:tcMar>
+            <w:vAlign w:val="top"/>
+          </w:tcPr>
+          <w:p>
+            <w:pPr>
+              <w:spacing w:after="40"/>
+              <w:jc w:val="center"/>
+            </w:pPr>
+            <w:r>
+              <w:drawing>
+                <wp:inline distT="0" distB="0" distL="0" distR="0">
+                  <wp:extent cx="1123950" cy="2333625"/>
+                  <wp:effectExtent t="0" r="0" b="0" l="0"/>
+                  <wp:docPr id="1" name="" descr="" title=""/>
+                  <wp:cNvGraphicFramePr>
+                    <a:graphicFrameLocks xmlns:a="http://schemas.openxmlformats.org/drawingml/2006/main" noChangeAspect="1"/>
+                  </wp:cNvGraphicFramePr>
+                  <a:graphic xmlns:a="http://schemas.openxmlformats.org/drawingml/2006/main">
+                    <a:graphicData uri="http://schemas.openxmlformats.org/drawingml/2006/picture">
+                      <pic:pic xmlns:pic="http://schemas.openxmlformats.org/drawingml/2006/picture">
+                        <pic:nvPicPr>
+                          <pic:cNvPr id="0" name="" descr=""/>
+                          <pic:cNvPicPr>
+                            <a:picLocks noChangeAspect="1" noChangeArrowheads="1"/>
+                          </pic:cNvPicPr>
+                        </pic:nvPicPr>
+                        <pic:blipFill>
+                          <a:blip r:embed="rId12" cstate="none"/>
+                          <a:srcRect/>
+                          <a:stretch>
+                            <a:fillRect/>
+                          </a:stretch>
+                        </pic:blipFill>
+                        <pic:spPr bwMode="auto">
+                          <a:xfrm>
+                            <a:off x="0" y="0"/>
+                            <a:ext cx="1123950" cy="2333625"/>
+                          </a:xfrm>
+                          <a:prstGeom prst="rect">
+                            <a:avLst/>
+                          </a:prstGeom>
+                        </pic:spPr>
+                      </pic:pic>
+                    </a:graphicData>
+                  </a:graphic>
+                </wp:inline>
+              </w:drawing>
+            </w:r>
+          </w:p>
+          <w:p>
+            <w:pPr>
+              <w:jc w:val="center"/>
+            </w:pPr>
+            <w:r>
+              <w:rPr>
+                <w:color w:val="6B7185"/>
+                <w:sz w:val="17"/>
+                <w:szCs w:val="17"/>
+                <w:rFonts w:ascii="Arial" w:eastAsia="PingFang SC" w:hAnsi="Arial" w:cs="Arial"/>
+              </w:rPr>
+              <w:t xml:space="preserve">图 A-5　退订自动续费路径</w:t>
+            </w:r>
+          </w:p>
+        </w:tc>
+        <w:tc>
+          <w:tcPr>
+            <w:tcW w:type="dxa" w:w="3120"/>
+            <w:tcMar>
+              <w:top w:type="dxa" w:w="60"/>
+              <w:left w:type="dxa" w:w="60"/>
+              <w:bottom w:type="dxa" w:w="120"/>
+              <w:right w:type="dxa" w:w="60"/>
+            </w:tcMar>
+            <w:vAlign w:val="top"/>
+          </w:tcPr>
+          <w:p/>
+        </w:tc>
+      </w:tr>
+    </w:tbl>
+    <w:p>
+      <w:pPr>
+        <w:spacing w:after="120" w:line="300"/>
+      </w:pPr>
+      <w:r>
+        <w:rPr>
+          <w:color w:val="6B7185"/>
+          <w:sz w:val="19"/>
+          <w:szCs w:val="19"/>
+          <w:rFonts w:ascii="Arial" w:eastAsia="PingFang SC" w:hAnsi="Arial" w:cs="Arial"/>
+        </w:rPr>
+        <w:t xml:space="preserve">上图仅为示例（示例中的知识来源为演示机构）。请在贵机构自己的 H5 域名下截取相同的 5 个页面：需含完整手机界面、保留顶部标题栏，不要裁切；截图中不得出现「测试 / 演示 / 未上线」等字样。</w:t>
+      </w:r>
+    </w:p>
+    <w:p>
+      <w:pPr>
+        <w:pStyle w:val="Heading2"/>
+        <w:spacing w:before="220" w:after="110"/>
+      </w:pPr>
+      <w:r>
+        <w:rPr>
+          <w:b/>
+          <w:bCs/>
+          <w:color w:val="4F46E5"/>
+          <w:sz w:val="25"/>
+          <w:szCs w:val="25"/>
+          <w:rFonts w:ascii="Arial" w:eastAsia="PingFang SC" w:hAnsi="Arial" w:cs="Arial"/>
+        </w:rPr>
+        <w:t xml:space="preserve">A.3　提交前自查</w:t>
+      </w:r>
+    </w:p>
+    <w:p>
+      <w:pPr>
+        <w:pStyle w:val="ListParagraph"/>
+        <w:numPr>
+          <w:ilvl w:val="0"/>
+          <w:numId w:val="3"/>
+        </w:numPr>
+        <w:spacing w:after="70" w:line="300"/>
+      </w:pPr>
+      <w:r>
+        <w:rPr>
+          <w:rFonts w:ascii="Arial" w:eastAsia="PingFang SC" w:hAnsi="Arial" w:cs="Arial"/>
+        </w:rPr>
+        <w:t xml:space="preserve">5 张交互图齐全，且均截自</w:t>
+      </w:r>
+      <w:r>
+        <w:rPr>
+          <w:b/>
+          <w:bCs/>
+          <w:rFonts w:ascii="Arial" w:eastAsia="PingFang SC" w:hAnsi="Arial" w:cs="Arial"/>
+        </w:rPr>
+        <w:t xml:space="preserve">贵机构自己的</w:t>
+      </w:r>
+      <w:r>
+        <w:rPr>
+          <w:rFonts w:ascii="Arial" w:eastAsia="PingFang SC" w:hAnsi="Arial" w:cs="Arial"/>
+        </w:rPr>
+        <w:t xml:space="preserve"> H5 域名。</w:t>
+      </w:r>
+    </w:p>
+    <w:p>
+      <w:pPr>
+        <w:pStyle w:val="ListParagraph"/>
+        <w:numPr>
+          <w:ilvl w:val="0"/>
+          <w:numId w:val="3"/>
+        </w:numPr>
+        <w:spacing w:after="70" w:line="300"/>
+      </w:pPr>
+      <w:r>
+        <w:rPr>
+          <w:rFonts w:ascii="Arial" w:eastAsia="PingFang SC" w:hAnsi="Arial" w:cs="Arial"/>
+        </w:rPr>
+        <w:t xml:space="preserve">申请理由中的价格，与机构后台「系统配置 → AI 会员价格」的实际设置一致。</w:t>
+      </w:r>
+    </w:p>
+    <w:p>
+      <w:pPr>
+        <w:pStyle w:val="ListParagraph"/>
+        <w:numPr>
+          <w:ilvl w:val="0"/>
+          <w:numId w:val="3"/>
+        </w:numPr>
+        <w:spacing w:after="70" w:line="300"/>
+      </w:pPr>
+      <w:r>
+        <w:rPr>
+          <w:rFonts w:ascii="Arial" w:eastAsia="PingFang SC" w:hAnsi="Arial" w:cs="Arial"/>
+        </w:rPr>
+        <w:t xml:space="preserve">服务号主体、商户号主体、营业执照主体三者一致。</w:t>
+      </w:r>
+    </w:p>
+    <w:p>
+      <w:pPr>
+        <w:pStyle w:val="ListParagraph"/>
+        <w:numPr>
+          <w:ilvl w:val="0"/>
+          <w:numId w:val="3"/>
+        </w:numPr>
+        <w:spacing w:after="70" w:line="300"/>
+      </w:pPr>
+      <w:r>
+        <w:rPr>
+          <w:rFonts w:ascii="Arial" w:eastAsia="PingFang SC" w:hAnsi="Arial" w:cs="Arial"/>
+        </w:rPr>
+        <w:t xml:space="preserve">「退订自动续费路径」这张最容易漏，务必包含点击后的二次确认弹窗。</w:t>
+      </w:r>
+    </w:p>
+    <w:p>
+      <w:pPr>
+        <w:pStyle w:val="ListParagraph"/>
+        <w:numPr>
+          <w:ilvl w:val="0"/>
+          <w:numId w:val="3"/>
+        </w:numPr>
+        <w:spacing w:after="70" w:line="300"/>
+      </w:pPr>
+      <w:r>
+        <w:rPr>
+          <w:rFonts w:ascii="Arial" w:eastAsia="PingFang SC" w:hAnsi="Arial" w:cs="Arial"/>
+        </w:rPr>
+        <w:t xml:space="preserve">被驳回时在原申请上「重新提交」，逐条对应驳回原因补充，不要新建申请。</w:t>
       </w:r>
     </w:p>
     <w:sectPr>
